--- a/docs/specs/006-validacion-pitch-entrega/materiales/entregables/IstpetDev-Entregable-1-Problema.docx
+++ b/docs/specs/006-validacion-pitch-entrega/materiales/entregables/IstpetDev-Entregable-1-Problema.docx
@@ -1447,7 +1447,7 @@
           <w:color w:val="2D3748"/>
           <w:sz w:val="21"/>
         </w:rPr>
-        <w:t>testimonios del sector recogidos en la charla del 16-oct y el escenario de referencia de 80 puntos planteado por el equipo (un hospital sin desinfectante cuando llama).</w:t>
+        <w:t>testimonios del sector recogidos en la charla del 16-oct y el escenario sintético de Quito de 40 puntos planteado por el equipo (un hospital sin desinfectante cuando llama).</w:t>
       </w:r>
     </w:p>
     <w:p>
@@ -1469,7 +1469,7 @@
           <w:color w:val="2D3748"/>
           <w:sz w:val="21"/>
         </w:rPr>
-        <w:t>una entrevista con el comprador, un número de días de anticipación que el sector considere adecuado, ni cifras de pérdida por faltantes. El escenario de 80 puntos es una ilustración hasta que una empresa lo valide.</w:t>
+        <w:t>una entrevista con el comprador, un número de días de anticipación que el sector considere adecuado, ni cifras de pérdida por faltantes. El escenario de 40 puntos es una ilustración hasta que una empresa lo valide.</w:t>
       </w:r>
     </w:p>
     <w:p>
@@ -1515,7 +1515,7 @@
           <w:color w:val="2D3748"/>
           <w:sz w:val="20"/>
         </w:rPr>
-        <w:t>no se validaron los 80 puntos, el caso concreto del hospital, el ahorro, la disposición de pago ni la aceptación del producto. Por eso tratamos el problema como hipótesis fundada en testimonio, no como cifra.</w:t>
+        <w:t>no se validaron los 40 puntos, el caso concreto del hospital, el ahorro, la disposición de pago ni la aceptación del producto. Por eso tratamos el problema como hipótesis fundada en testimonio, no como cifra.</w:t>
       </w:r>
     </w:p>
     <w:p>
